--- a/assets/resume.docx
+++ b/assets/resume.docx
@@ -61,7 +61,7 @@
           <w:sz w:val="21"/>
           <w:szCs w:val="21"/>
         </w:rPr>
-        <w:t xml:space="preserve">이메일: (입력 대기)</w:t>
+        <w:t xml:space="preserve">이메일: undead32@naver.com</w:t>
       </w:r>
     </w:p>
     <w:p>

--- a/assets/resume.docx
+++ b/assets/resume.docx
@@ -2802,7 +2802,7 @@
           <w:sz w:val="21"/>
           <w:szCs w:val="21"/>
         </w:rPr>
-        <w:t xml:space="preserve">제출해 최종 확인을 받은 과제: 11건 — 내 제출 현황에 있는 11건 가운데 '최종 확인 완료' 11건 (T02, T03, T04, T05, T06, T07, T08, T09, T10, T11, 반 추가 과제) (출처: 내 제출 현황)</w:t>
+        <w:t xml:space="preserve">제출해 최종 확인을 받은 과제: 12건 — 내 제출 현황에 있는 12건 가운데 '최종 확인 완료' 12건 (T01, T02, T03, T04, T05, T06, T07, T08, T09, T10, T11, 반 추가 과제) (출처: 내 제출 현황)</w:t>
       </w:r>
     </w:p>
     <w:p>
